--- a/docs/STRInvestCalc_Admin_Manual.docx
+++ b/docs/STRInvestCalc_Admin_Manual.docx
@@ -29,7 +29,7 @@
           <w:sz w:val="20"/>
           <w:szCs w:val="20"/>
         </w:rPr>
-        <w:t xml:space="preserve">Version 3.1.0 | Vacation Home Group | CONFIDENTIAL</w:t>
+        <w:t xml:space="preserve">Version 3.2.0 | CONFIDENTIAL</w:t>
       </w:r>
     </w:p>
     <w:p>
@@ -42,50 +42,8 @@
         <w:pStyle w:val="Heading2"/>
       </w:pPr>
       <w:r>
-        <w:t xml:space="preserve">Overview</w:t>
-      </w:r>
-    </w:p>
-    <w:p>
-      <w:pPr>
-        <w:spacing w:after="120"/>
-      </w:pPr>
-      <w:r>
-        <w:rPr>
-          <w:sz w:val="22"/>
-          <w:szCs w:val="22"/>
-        </w:rPr>
-        <w:t xml:space="preserve">This document is for site administrators only. It covers how to access admin features, configure API keys, deploy the application, and manage the Pro tier.</w:t>
-      </w:r>
-    </w:p>
-    <w:p>
-      <w:pPr>
-        <w:spacing w:after="200"/>
-      </w:pPr>
-    </w:p>
-    <w:p>
-      <w:pPr>
-        <w:pStyle w:val="Heading2"/>
-      </w:pPr>
-      <w:r>
-        <w:t xml:space="preserve">Accessing Admin Mode</w:t>
-      </w:r>
-    </w:p>
-    <w:p>
-      <w:pPr>
-        <w:spacing w:after="120"/>
-      </w:pPr>
-      <w:r>
-        <w:rPr>
-          <w:sz w:val="22"/>
-          <w:szCs w:val="22"/>
-        </w:rPr>
-        <w:t xml:space="preserve">Admin features are hidden from all regular users (both Standard and Pro). To access the Admin panel:</w:t>
-      </w:r>
-    </w:p>
-    <w:p>
-      <w:pPr>
-        <w:spacing w:after="200"/>
-      </w:pPr>
+        <w:t xml:space="preserve">Admin Access</w:t>
+      </w:r>
     </w:p>
     <w:p>
       <w:pPr>
@@ -101,7 +59,7 @@
           <w:sz w:val="22"/>
           <w:szCs w:val="22"/>
         </w:rPr>
-        <w:t xml:space="preserve">Navigate to your deployed STRInvestCalc URL</w:t>
+        <w:t xml:space="preserve">Append ?admin=true to your URL</w:t>
       </w:r>
     </w:p>
     <w:p>
@@ -118,27 +76,7 @@
           <w:sz w:val="22"/>
           <w:szCs w:val="22"/>
         </w:rPr>
-        <w:t xml:space="preserve">Append ?admin=true to the URL. For example:</w:t>
-      </w:r>
-    </w:p>
-    <w:p>
-      <w:pPr>
-        <w:spacing w:after="120"/>
-        <w:rPr>
-          <w:rFonts w:ascii="Courier New" w:cs="Courier New" w:eastAsia="Courier New" w:hAnsi="Courier New"/>
-          <w:color w:val="167A5E"/>
-          <w:sz w:val="20"/>
-          <w:szCs w:val="20"/>
-        </w:rPr>
-      </w:pPr>
-      <w:r>
-        <w:rPr>
-          <w:rFonts w:ascii="Courier New" w:cs="Courier New" w:eastAsia="Courier New" w:hAnsi="Courier New"/>
-          <w:color w:val="167A5E"/>
-          <w:sz w:val="20"/>
-          <w:szCs w:val="20"/>
-        </w:rPr>
-        <w:t xml:space="preserve">https://your-domain.vercel.app/?admin=true</w:t>
+        <w:t xml:space="preserve">Unlock Pro to see all tabs</w:t>
       </w:r>
     </w:p>
     <w:p>
@@ -155,7 +93,32 @@
           <w:sz w:val="22"/>
           <w:szCs w:val="22"/>
         </w:rPr>
-        <w:t xml:space="preserve">Unlock Pro by entering your name and email (required to see all tabs)</w:t>
+        <w:t xml:space="preserve">Admin tab appears between AI Summary and How It Works</w:t>
+      </w:r>
+    </w:p>
+    <w:p>
+      <w:pPr>
+        <w:spacing w:after="200"/>
+      </w:pPr>
+    </w:p>
+    <w:p>
+      <w:pPr>
+        <w:pStyle w:val="Heading2"/>
+      </w:pPr>
+      <w:r>
+        <w:t xml:space="preserve">Email Verification (Stateless Tokens)</w:t>
+      </w:r>
+    </w:p>
+    <w:p>
+      <w:pPr>
+        <w:spacing w:after="120"/>
+      </w:pPr>
+      <w:r>
+        <w:rPr>
+          <w:sz w:val="22"/>
+          <w:szCs w:val="22"/>
+        </w:rPr>
+        <w:t xml:space="preserve">Uses HMAC-SHA256 signed tokens so codes survive Vercel cold starts. No server-side storage needed.</w:t>
       </w:r>
     </w:p>
     <w:p>
@@ -172,82 +135,7 @@
           <w:sz w:val="22"/>
           <w:szCs w:val="22"/>
         </w:rPr>
-        <w:t xml:space="preserve">The "Admin" tab will appear in the dashboard tab bar, between "AI Summary" and "How It Works"</w:t>
-      </w:r>
-    </w:p>
-    <w:p>
-      <w:pPr>
-        <w:spacing w:after="200"/>
-      </w:pPr>
-    </w:p>
-    <w:p>
-      <w:pPr>
-        <w:spacing w:after="120"/>
-      </w:pPr>
-      <w:r>
-        <w:rPr>
-          <w:sz w:val="22"/>
-          <w:szCs w:val="22"/>
-        </w:rPr>
-        <w:t xml:space="preserve">Important: The admin=true parameter is checked client-side. For production, consider adding server-side authentication. The current approach is suitable for low-risk configurations where the only admin action is storing API keys in localStorage.</w:t>
-      </w:r>
-    </w:p>
-    <w:p>
-      <w:pPr>
-        <w:spacing w:after="200"/>
-      </w:pPr>
-    </w:p>
-    <w:p>
-      <w:pPr>
-        <w:pStyle w:val="Heading2"/>
-      </w:pPr>
-      <w:r>
-        <w:t xml:space="preserve">Admin Panel: API Key Configuration</w:t>
-      </w:r>
-    </w:p>
-    <w:p>
-      <w:pPr>
-        <w:pStyle w:val="Heading3"/>
-      </w:pPr>
-      <w:r>
-        <w:t xml:space="preserve">Claude (Anthropic)</w:t>
-      </w:r>
-    </w:p>
-    <w:p>
-      <w:pPr>
-        <w:spacing w:after="120"/>
-      </w:pPr>
-      <w:r>
-        <w:rPr>
-          <w:sz w:val="22"/>
-          <w:szCs w:val="22"/>
-        </w:rPr>
-        <w:t xml:space="preserve">Claude is built in and requires no API key. When the app is served from claude.ai artifacts or a Vercel deployment connected to Anthropic, AI summaries work automatically via the Anthropic API.</w:t>
-      </w:r>
-    </w:p>
-    <w:p>
-      <w:pPr>
-        <w:spacing w:after="200"/>
-      </w:pPr>
-    </w:p>
-    <w:p>
-      <w:pPr>
-        <w:pStyle w:val="Heading3"/>
-      </w:pPr>
-      <w:r>
-        <w:t xml:space="preserve">Gemini (Google AI)</w:t>
-      </w:r>
-    </w:p>
-    <w:p>
-      <w:pPr>
-        <w:spacing w:after="120"/>
-      </w:pPr>
-      <w:r>
-        <w:rPr>
-          <w:sz w:val="22"/>
-          <w:szCs w:val="22"/>
-        </w:rPr>
-        <w:t xml:space="preserve">To enable the free Gemini AI option:</w:t>
+        <w:t xml:space="preserve">User submits info, /api/send-code generates code, signs into token, emails code, returns token to client</w:t>
       </w:r>
     </w:p>
     <w:p>
@@ -264,7 +152,7 @@
           <w:sz w:val="22"/>
           <w:szCs w:val="22"/>
         </w:rPr>
-        <w:t xml:space="preserve">Go to https://aistudio.google.com/apikey</w:t>
+        <w:t xml:space="preserve">User enters code, /api/verify-code validates HMAC signature, checks expiry, confirms code</w:t>
       </w:r>
     </w:p>
     <w:p>
@@ -281,7 +169,121 @@
           <w:sz w:val="22"/>
           <w:szCs w:val="22"/>
         </w:rPr>
-        <w:t xml:space="preserve">Sign in with a Google account</w:t>
+        <w:t xml:space="preserve">On success: adds to Resend audience, notifies Joe and Dino, sends welcome email</w:t>
+      </w:r>
+    </w:p>
+    <w:p>
+      <w:pPr>
+        <w:spacing w:after="200"/>
+      </w:pPr>
+    </w:p>
+    <w:p>
+      <w:pPr>
+        <w:pStyle w:val="Heading2"/>
+      </w:pPr>
+      <w:r>
+        <w:t xml:space="preserve">Environment Variables</w:t>
+      </w:r>
+    </w:p>
+    <w:p>
+      <w:pPr>
+        <w:pStyle w:val="ListParagraph"/>
+        <w:numPr>
+          <w:ilvl w:val="0"/>
+          <w:numId w:val="3"/>
+        </w:numPr>
+        <w:spacing w:after="80"/>
+      </w:pPr>
+      <w:r>
+        <w:rPr>
+          <w:sz w:val="22"/>
+          <w:szCs w:val="22"/>
+        </w:rPr>
+        <w:t xml:space="preserve">RESEND_API_KEY: Resend key (also HMAC secret)</w:t>
+      </w:r>
+    </w:p>
+    <w:p>
+      <w:pPr>
+        <w:pStyle w:val="ListParagraph"/>
+        <w:numPr>
+          <w:ilvl w:val="0"/>
+          <w:numId w:val="3"/>
+        </w:numPr>
+        <w:spacing w:after="80"/>
+      </w:pPr>
+      <w:r>
+        <w:rPr>
+          <w:sz w:val="22"/>
+          <w:szCs w:val="22"/>
+        </w:rPr>
+        <w:t xml:space="preserve">FROM_EMAIL: verified sender</w:t>
+      </w:r>
+    </w:p>
+    <w:p>
+      <w:pPr>
+        <w:pStyle w:val="ListParagraph"/>
+        <w:numPr>
+          <w:ilvl w:val="0"/>
+          <w:numId w:val="3"/>
+        </w:numPr>
+        <w:spacing w:after="80"/>
+      </w:pPr>
+      <w:r>
+        <w:rPr>
+          <w:sz w:val="22"/>
+          <w:szCs w:val="22"/>
+        </w:rPr>
+        <w:t xml:space="preserve">RESEND_AUDIENCE_ID: segment ID</w:t>
+      </w:r>
+    </w:p>
+    <w:p>
+      <w:pPr>
+        <w:spacing w:after="200"/>
+      </w:pPr>
+    </w:p>
+    <w:p>
+      <w:pPr>
+        <w:pStyle w:val="Heading2"/>
+      </w:pPr>
+      <w:r>
+        <w:t xml:space="preserve">API Keys</w:t>
+      </w:r>
+    </w:p>
+    <w:p>
+      <w:pPr>
+        <w:spacing w:after="120"/>
+      </w:pPr>
+      <w:r>
+        <w:rPr>
+          <w:sz w:val="22"/>
+          <w:szCs w:val="22"/>
+        </w:rPr>
+        <w:t xml:space="preserve">Claude: built in, no key needed.</w:t>
+      </w:r>
+    </w:p>
+    <w:p>
+      <w:pPr>
+        <w:spacing w:after="120"/>
+      </w:pPr>
+      <w:r>
+        <w:rPr>
+          <w:sz w:val="22"/>
+          <w:szCs w:val="22"/>
+        </w:rPr>
+        <w:t xml:space="preserve">Gemini: configure in Admin tab, stored in browser localStorage.</w:t>
+      </w:r>
+    </w:p>
+    <w:p>
+      <w:pPr>
+        <w:spacing w:after="200"/>
+      </w:pPr>
+    </w:p>
+    <w:p>
+      <w:pPr>
+        <w:pStyle w:val="Heading2"/>
+      </w:pPr>
+      <w:r>
+        <w:t xml:space="preserve">Deployment</w:t>
       </w:r>
     </w:p>
     <w:p>
@@ -298,7 +300,7 @@
           <w:sz w:val="22"/>
           <w:szCs w:val="22"/>
         </w:rPr>
-        <w:t xml:space="preserve">Click "Create API Key" and copy it</w:t>
+        <w:t xml:space="preserve">Extract zip, push to GitHub, import to Vercel</w:t>
       </w:r>
     </w:p>
     <w:p>
@@ -315,30 +317,8 @@
           <w:sz w:val="22"/>
           <w:szCs w:val="22"/>
         </w:rPr>
-        <w:t xml:space="preserve">In the Admin panel, paste the key into the "Gemini API Key" field</w:t>
-      </w:r>
-    </w:p>
-    <w:p>
-      <w:pPr>
-        <w:pStyle w:val="ListParagraph"/>
-        <w:numPr>
-          <w:ilvl w:val="0"/>
-          <w:numId w:val="2"/>
-        </w:numPr>
-        <w:spacing w:after="80"/>
-      </w:pPr>
-      <w:r>
-        <w:rPr>
-          <w:sz w:val="22"/>
-          <w:szCs w:val="22"/>
-        </w:rPr>
-        <w:t xml:space="preserve">Click "Save Settings"</w:t>
-      </w:r>
-    </w:p>
-    <w:p>
-      <w:pPr>
-        <w:spacing w:after="200"/>
-      </w:pPr>
+        <w:t xml:space="preserve">Add env vars, deploy</w:t>
+      </w:r>
     </w:p>
     <w:p>
       <w:pPr>
@@ -349,438 +329,7 @@
           <w:sz w:val="22"/>
           <w:szCs w:val="22"/>
         </w:rPr>
-        <w:t xml:space="preserve">The key is stored in the browser's localStorage on the specific device where you configure it. It is sent directly to Google's API when a user generates a Gemini summary. It is never transmitted to VHG servers.</w:t>
-      </w:r>
-    </w:p>
-    <w:p>
-      <w:pPr>
-        <w:spacing w:after="200"/>
-      </w:pPr>
-    </w:p>
-    <w:p>
-      <w:pPr>
-        <w:spacing w:after="120"/>
-      </w:pPr>
-      <w:r>
-        <w:rPr>
-          <w:sz w:val="22"/>
-          <w:szCs w:val="22"/>
-        </w:rPr>
-        <w:t xml:space="preserve">Note: Each browser/device needs its own key configured. If you are deploying for multiple agents, consider moving API keys to Vercel environment variables and routing AI calls through a serverless function (see Deployment section below).</w:t>
-      </w:r>
-    </w:p>
-    <w:p>
-      <w:pPr>
-        <w:spacing w:after="200"/>
-      </w:pPr>
-    </w:p>
-    <w:p>
-      <w:pPr>
-        <w:pStyle w:val="Heading2"/>
-      </w:pPr>
-      <w:r>
-        <w:t xml:space="preserve">Deployment</w:t>
-      </w:r>
-    </w:p>
-    <w:p>
-      <w:pPr>
-        <w:pStyle w:val="Heading3"/>
-      </w:pPr>
-      <w:r>
-        <w:t xml:space="preserve">Initial Deployment</w:t>
-      </w:r>
-    </w:p>
-    <w:p>
-      <w:pPr>
-        <w:pStyle w:val="ListParagraph"/>
-        <w:numPr>
-          <w:ilvl w:val="0"/>
-          <w:numId w:val="2"/>
-        </w:numPr>
-        <w:spacing w:after="80"/>
-      </w:pPr>
-      <w:r>
-        <w:rPr>
-          <w:sz w:val="22"/>
-          <w:szCs w:val="22"/>
-        </w:rPr>
-        <w:t xml:space="preserve">Extract the STRInvestCalc.zip file</w:t>
-      </w:r>
-    </w:p>
-    <w:p>
-      <w:pPr>
-        <w:pStyle w:val="ListParagraph"/>
-        <w:numPr>
-          <w:ilvl w:val="0"/>
-          <w:numId w:val="2"/>
-        </w:numPr>
-        <w:spacing w:after="80"/>
-      </w:pPr>
-      <w:r>
-        <w:rPr>
-          <w:sz w:val="22"/>
-          <w:szCs w:val="22"/>
-        </w:rPr>
-        <w:t xml:space="preserve">Create a GitHub repository (e.g., strinvestcalc)</w:t>
-      </w:r>
-    </w:p>
-    <w:p>
-      <w:pPr>
-        <w:pStyle w:val="ListParagraph"/>
-        <w:numPr>
-          <w:ilvl w:val="0"/>
-          <w:numId w:val="2"/>
-        </w:numPr>
-        <w:spacing w:after="80"/>
-      </w:pPr>
-      <w:r>
-        <w:rPr>
-          <w:sz w:val="22"/>
-          <w:szCs w:val="22"/>
-        </w:rPr>
-        <w:t xml:space="preserve">Upload all files to the repository</w:t>
-      </w:r>
-    </w:p>
-    <w:p>
-      <w:pPr>
-        <w:pStyle w:val="ListParagraph"/>
-        <w:numPr>
-          <w:ilvl w:val="0"/>
-          <w:numId w:val="2"/>
-        </w:numPr>
-        <w:spacing w:after="80"/>
-      </w:pPr>
-      <w:r>
-        <w:rPr>
-          <w:sz w:val="22"/>
-          <w:szCs w:val="22"/>
-        </w:rPr>
-        <w:t xml:space="preserve">Go to vercel.com/new and import the GitHub repository</w:t>
-      </w:r>
-    </w:p>
-    <w:p>
-      <w:pPr>
-        <w:pStyle w:val="ListParagraph"/>
-        <w:numPr>
-          <w:ilvl w:val="0"/>
-          <w:numId w:val="2"/>
-        </w:numPr>
-        <w:spacing w:after="80"/>
-      </w:pPr>
-      <w:r>
-        <w:rPr>
-          <w:sz w:val="22"/>
-          <w:szCs w:val="22"/>
-        </w:rPr>
-        <w:t xml:space="preserve">Framework: Create React App</w:t>
-      </w:r>
-    </w:p>
-    <w:p>
-      <w:pPr>
-        <w:pStyle w:val="ListParagraph"/>
-        <w:numPr>
-          <w:ilvl w:val="0"/>
-          <w:numId w:val="2"/>
-        </w:numPr>
-        <w:spacing w:after="80"/>
-      </w:pPr>
-      <w:r>
-        <w:rPr>
-          <w:sz w:val="22"/>
-          <w:szCs w:val="22"/>
-        </w:rPr>
-        <w:t xml:space="preserve">Build Command: CI=false npm run build (already configured in vercel.json)</w:t>
-      </w:r>
-    </w:p>
-    <w:p>
-      <w:pPr>
-        <w:pStyle w:val="ListParagraph"/>
-        <w:numPr>
-          <w:ilvl w:val="0"/>
-          <w:numId w:val="2"/>
-        </w:numPr>
-        <w:spacing w:after="80"/>
-      </w:pPr>
-      <w:r>
-        <w:rPr>
-          <w:sz w:val="22"/>
-          <w:szCs w:val="22"/>
-        </w:rPr>
-        <w:t xml:space="preserve">Output Directory: build</w:t>
-      </w:r>
-    </w:p>
-    <w:p>
-      <w:pPr>
-        <w:pStyle w:val="ListParagraph"/>
-        <w:numPr>
-          <w:ilvl w:val="0"/>
-          <w:numId w:val="2"/>
-        </w:numPr>
-        <w:spacing w:after="80"/>
-      </w:pPr>
-      <w:r>
-        <w:rPr>
-          <w:sz w:val="22"/>
-          <w:szCs w:val="22"/>
-        </w:rPr>
-        <w:t xml:space="preserve">Click Deploy</w:t>
-      </w:r>
-    </w:p>
-    <w:p>
-      <w:pPr>
-        <w:spacing w:after="200"/>
-      </w:pPr>
-    </w:p>
-    <w:p>
-      <w:pPr>
-        <w:pStyle w:val="Heading3"/>
-      </w:pPr>
-      <w:r>
-        <w:t xml:space="preserve">Updating</w:t>
-      </w:r>
-    </w:p>
-    <w:p>
-      <w:pPr>
-        <w:spacing w:after="120"/>
-      </w:pPr>
-      <w:r>
-        <w:rPr>
-          <w:sz w:val="22"/>
-          <w:szCs w:val="22"/>
-        </w:rPr>
-        <w:t xml:space="preserve">Push changes to the main branch on GitHub. Vercel auto-deploys via the GitHub Actions workflow in .github/workflows/deploy.yml.</w:t>
-      </w:r>
-    </w:p>
-    <w:p>
-      <w:pPr>
-        <w:spacing w:after="200"/>
-      </w:pPr>
-    </w:p>
-    <w:p>
-      <w:pPr>
-        <w:pStyle w:val="Heading3"/>
-      </w:pPr>
-      <w:r>
-        <w:t xml:space="preserve">Environment Variables (Optional)</w:t>
-      </w:r>
-    </w:p>
-    <w:p>
-      <w:pPr>
-        <w:spacing w:after="120"/>
-      </w:pPr>
-      <w:r>
-        <w:rPr>
-          <w:sz w:val="22"/>
-          <w:szCs w:val="22"/>
-        </w:rPr>
-        <w:t xml:space="preserve">For multi-agent deployments where you do not want API keys in localStorage:</w:t>
-      </w:r>
-    </w:p>
-    <w:p>
-      <w:pPr>
-        <w:pStyle w:val="ListParagraph"/>
-        <w:numPr>
-          <w:ilvl w:val="0"/>
-          <w:numId w:val="2"/>
-        </w:numPr>
-        <w:spacing w:after="80"/>
-      </w:pPr>
-      <w:r>
-        <w:rPr>
-          <w:sz w:val="22"/>
-          <w:szCs w:val="22"/>
-        </w:rPr>
-        <w:t xml:space="preserve">In Vercel Dashboard, go to Settings then Environment Variables</w:t>
-      </w:r>
-    </w:p>
-    <w:p>
-      <w:pPr>
-        <w:pStyle w:val="ListParagraph"/>
-        <w:numPr>
-          <w:ilvl w:val="0"/>
-          <w:numId w:val="2"/>
-        </w:numPr>
-        <w:spacing w:after="80"/>
-      </w:pPr>
-      <w:r>
-        <w:rPr>
-          <w:sz w:val="22"/>
-          <w:szCs w:val="22"/>
-        </w:rPr>
-        <w:t xml:space="preserve">Add REACT_APP_GEMINI_KEY with your Gemini API key</w:t>
-      </w:r>
-    </w:p>
-    <w:p>
-      <w:pPr>
-        <w:pStyle w:val="ListParagraph"/>
-        <w:numPr>
-          <w:ilvl w:val="0"/>
-          <w:numId w:val="2"/>
-        </w:numPr>
-        <w:spacing w:after="80"/>
-      </w:pPr>
-      <w:r>
-        <w:rPr>
-          <w:sz w:val="22"/>
-          <w:szCs w:val="22"/>
-        </w:rPr>
-        <w:t xml:space="preserve">Update the AI generation code to read from process.env.REACT_APP_GEMINI_KEY</w:t>
-      </w:r>
-    </w:p>
-    <w:p>
-      <w:pPr>
-        <w:spacing w:after="120"/>
-      </w:pPr>
-      <w:r>
-        <w:rPr>
-          <w:sz w:val="22"/>
-          <w:szCs w:val="22"/>
-        </w:rPr>
-        <w:t xml:space="preserve">This approach keeps keys server-side and invisible to end users.</w:t>
-      </w:r>
-    </w:p>
-    <w:p>
-      <w:pPr>
-        <w:spacing w:after="200"/>
-      </w:pPr>
-    </w:p>
-    <w:p>
-      <w:pPr>
-        <w:pStyle w:val="Heading2"/>
-      </w:pPr>
-      <w:r>
-        <w:t xml:space="preserve">Pro Tier Management</w:t>
-      </w:r>
-    </w:p>
-    <w:p>
-      <w:pPr>
-        <w:spacing w:after="120"/>
-      </w:pPr>
-      <w:r>
-        <w:rPr>
-          <w:sz w:val="22"/>
-          <w:szCs w:val="22"/>
-        </w:rPr>
-        <w:t xml:space="preserve">The Pro tier is gated behind a name and email collection modal. When a user clicks "PRO" and submits their info:</w:t>
-      </w:r>
-    </w:p>
-    <w:p>
-      <w:pPr>
-        <w:pStyle w:val="ListParagraph"/>
-        <w:numPr>
-          <w:ilvl w:val="0"/>
-          <w:numId w:val="3"/>
-        </w:numPr>
-        <w:spacing w:after="80"/>
-      </w:pPr>
-      <w:r>
-        <w:rPr>
-          <w:sz w:val="22"/>
-          <w:szCs w:val="22"/>
-        </w:rPr>
-        <w:t xml:space="preserve">The isPro state is set to true for their session</w:t>
-      </w:r>
-    </w:p>
-    <w:p>
-      <w:pPr>
-        <w:pStyle w:val="ListParagraph"/>
-        <w:numPr>
-          <w:ilvl w:val="0"/>
-          <w:numId w:val="3"/>
-        </w:numPr>
-        <w:spacing w:after="80"/>
-      </w:pPr>
-      <w:r>
-        <w:rPr>
-          <w:sz w:val="22"/>
-          <w:szCs w:val="22"/>
-        </w:rPr>
-        <w:t xml:space="preserve">Pro tabs (Tax, Mortgage, What-If, AI Summary) become visible</w:t>
-      </w:r>
-    </w:p>
-    <w:p>
-      <w:pPr>
-        <w:pStyle w:val="ListParagraph"/>
-        <w:numPr>
-          <w:ilvl w:val="0"/>
-          <w:numId w:val="3"/>
-        </w:numPr>
-        <w:spacing w:after="80"/>
-      </w:pPr>
-      <w:r>
-        <w:rPr>
-          <w:sz w:val="22"/>
-          <w:szCs w:val="22"/>
-        </w:rPr>
-        <w:t xml:space="preserve">The user's info (name, email, phone) is passed to the onUnlock callback</w:t>
-      </w:r>
-    </w:p>
-    <w:p>
-      <w:pPr>
-        <w:spacing w:after="200"/>
-      </w:pPr>
-    </w:p>
-    <w:p>
-      <w:pPr>
-        <w:spacing w:after="120"/>
-      </w:pPr>
-      <w:r>
-        <w:rPr>
-          <w:sz w:val="22"/>
-          <w:szCs w:val="22"/>
-        </w:rPr>
-        <w:t xml:space="preserve">Currently, Pro status does not persist across sessions (page refresh resets it). To add persistence:</w:t>
-      </w:r>
-    </w:p>
-    <w:p>
-      <w:pPr>
-        <w:pStyle w:val="ListParagraph"/>
-        <w:numPr>
-          <w:ilvl w:val="0"/>
-          <w:numId w:val="3"/>
-        </w:numPr>
-        <w:spacing w:after="80"/>
-      </w:pPr>
-      <w:r>
-        <w:rPr>
-          <w:sz w:val="22"/>
-          <w:szCs w:val="22"/>
-        </w:rPr>
-        <w:t xml:space="preserve">Store the Pro unlock in localStorage after email submission</w:t>
-      </w:r>
-    </w:p>
-    <w:p>
-      <w:pPr>
-        <w:pStyle w:val="ListParagraph"/>
-        <w:numPr>
-          <w:ilvl w:val="0"/>
-          <w:numId w:val="3"/>
-        </w:numPr>
-        <w:spacing w:after="80"/>
-      </w:pPr>
-      <w:r>
-        <w:rPr>
-          <w:sz w:val="22"/>
-          <w:szCs w:val="22"/>
-        </w:rPr>
-        <w:t xml:space="preserve">Check localStorage on app load to restore Pro status</w:t>
-      </w:r>
-    </w:p>
-    <w:p>
-      <w:pPr>
-        <w:pStyle w:val="ListParagraph"/>
-        <w:numPr>
-          <w:ilvl w:val="0"/>
-          <w:numId w:val="3"/>
-        </w:numPr>
-        <w:spacing w:after="80"/>
-      </w:pPr>
-      <w:r>
-        <w:rPr>
-          <w:sz w:val="22"/>
-          <w:szCs w:val="22"/>
-        </w:rPr>
-        <w:t xml:space="preserve">For production: send the email to a backend (e.g., Mailchimp, Airtable, or a serverless function) before confirming unlock</w:t>
+        <w:t xml:space="preserve">vercel.json includes /api/* and /docs/* routes before the SPA catch-all.</w:t>
       </w:r>
     </w:p>
     <w:p>
@@ -811,7 +360,7 @@
           <w:sz w:val="20"/>
           <w:szCs w:val="20"/>
         </w:rPr>
-        <w:t xml:space="preserve">src/App.jsx: Main orchestrator (thin), manages theme, view state, and routing</w:t>
+        <w:t xml:space="preserve">src/App.jsx: rawFormData (editing) + formData (calculations)</w:t>
       </w:r>
     </w:p>
     <w:p>
@@ -829,7 +378,7 @@
           <w:sz w:val="20"/>
           <w:szCs w:val="20"/>
         </w:rPr>
-        <w:t xml:space="preserve">src/components/UI.js: Shared components (Card, InputField, Slider, NavBar, Footer, ProGate, Tooltip)</w:t>
+        <w:t xml:space="preserve">src/components/UI.js: NavBar, AppHeader, ProGate (2-step verify), InputField (comma $), Slider, Tooltip</w:t>
       </w:r>
     </w:p>
     <w:p>
@@ -847,7 +396,7 @@
           <w:sz w:val="20"/>
           <w:szCs w:val="20"/>
         </w:rPr>
-        <w:t xml:space="preserve">src/components/Dashboard.js: Dashboard with all tabs, charts, sensitivity sliders, Pro features</w:t>
+        <w:t xml:space="preserve">src/components/Dashboard.js: tabs, charts, What-If comparison, AI, admin settings</w:t>
       </w:r>
     </w:p>
     <w:p>
@@ -865,7 +414,7 @@
           <w:sz w:val="20"/>
           <w:szCs w:val="20"/>
         </w:rPr>
-        <w:t xml:space="preserve">src/components/Questionnaire.js: 4-step input form</w:t>
+        <w:t xml:space="preserve">src/components/Questionnaire.js: 4-step form, auto-scroll, auto-calc mortgage years</w:t>
       </w:r>
     </w:p>
     <w:p>
@@ -883,43 +432,7 @@
           <w:sz w:val="20"/>
           <w:szCs w:val="20"/>
         </w:rPr>
-        <w:t xml:space="preserve">src/components/LandingPage.js: Marketing landing page with hero, features, pricing</w:t>
-      </w:r>
-    </w:p>
-    <w:p>
-      <w:pPr>
-        <w:spacing w:after="120"/>
-        <w:rPr>
-          <w:rFonts w:ascii="Courier New" w:cs="Courier New" w:eastAsia="Courier New" w:hAnsi="Courier New"/>
-          <w:sz w:val="20"/>
-          <w:szCs w:val="20"/>
-        </w:rPr>
-      </w:pPr>
-      <w:r>
-        <w:rPr>
-          <w:rFonts w:ascii="Courier New" w:cs="Courier New" w:eastAsia="Courier New" w:hAnsi="Courier New"/>
-          <w:sz w:val="20"/>
-          <w:szCs w:val="20"/>
-        </w:rPr>
-        <w:t xml:space="preserve">src/utils/calculations.js: All financial math (hold, sell, 1031, tax, mortgage)</w:t>
-      </w:r>
-    </w:p>
-    <w:p>
-      <w:pPr>
-        <w:spacing w:after="120"/>
-        <w:rPr>
-          <w:rFonts w:ascii="Courier New" w:cs="Courier New" w:eastAsia="Courier New" w:hAnsi="Courier New"/>
-          <w:sz w:val="20"/>
-          <w:szCs w:val="20"/>
-        </w:rPr>
-      </w:pPr>
-      <w:r>
-        <w:rPr>
-          <w:rFonts w:ascii="Courier New" w:cs="Courier New" w:eastAsia="Courier New" w:hAnsi="Courier New"/>
-          <w:sz w:val="20"/>
-          <w:szCs w:val="20"/>
-        </w:rPr>
-        <w:t xml:space="preserve">src/utils/theme.js: CSS variables for dark/light mode, version number</w:t>
+        <w:t xml:space="preserve">api/send-code.js + api/verify-code.js: stateless email verification</w:t>
       </w:r>
     </w:p>
     <w:p>
@@ -1064,7 +577,7 @@
                 <w:sz w:val="22"/>
                 <w:szCs w:val="22"/>
               </w:rPr>
-              <w:t xml:space="preserve">Initial release: questionnaire, hold/sell/1031 analysis, dark mode</w:t>
+              <w:t xml:space="preserve">Initial: questionnaire, hold/sell/1031, dark mode</w:t>
             </w:r>
           </w:p>
         </w:tc>
@@ -1122,7 +635,7 @@
                 <w:sz w:val="22"/>
                 <w:szCs w:val="22"/>
               </w:rPr>
-              <w:t xml:space="preserve">Landing page, Pro tier with email gate, VHG branding, sensitivity sliders</w:t>
+              <w:t xml:space="preserve">Landing page, Pro tier, branding, sliders</w:t>
             </w:r>
           </w:p>
         </w:tc>
@@ -1180,7 +693,7 @@
                 <w:sz w:val="22"/>
                 <w:szCs w:val="22"/>
               </w:rPr>
-              <w:t xml:space="preserve">Multi-file architecture, mobile tabs, 6 chart types, Tax/Mortgage/What-If/AI Pro features</w:t>
+              <w:t xml:space="preserve">Multi-file, mobile tabs, 6 charts, Tax/Mortgage/What-If/AI</w:t>
             </w:r>
           </w:p>
         </w:tc>
@@ -1238,7 +751,65 @@
                 <w:sz w:val="22"/>
                 <w:szCs w:val="22"/>
               </w:rPr>
-              <w:t xml:space="preserve">Font size bump, slider fixes, admin-only settings, tooltips, How It Works tab, Gemini integration, mortgage charts, comma-formatted dollar inputs, documentation</w:t>
+              <w:t xml:space="preserve">Fonts, admin settings, tooltips, How It Works, Gemini, mortgage charts, docs, email verify</w:t>
+            </w:r>
+          </w:p>
+        </w:tc>
+      </w:tr>
+      <w:tr>
+        <w:tc>
+          <w:tcPr>
+            <w:tcW w:type="dxa" w:w="4680"/>
+            <w:tcBorders>
+              <w:top w:val="single" w:color="D8D8D8" w:sz="1"/>
+              <w:left w:val="single" w:color="D8D8D8" w:sz="1"/>
+              <w:bottom w:val="single" w:color="D8D8D8" w:sz="1"/>
+              <w:right w:val="single" w:color="D8D8D8" w:sz="1"/>
+            </w:tcBorders>
+            <w:tcMar>
+              <w:top w:type="dxa" w:w="80"/>
+              <w:left w:type="dxa" w:w="120"/>
+              <w:bottom w:type="dxa" w:w="80"/>
+              <w:right w:type="dxa" w:w="120"/>
+            </w:tcMar>
+          </w:tcPr>
+          <w:p>
+            <w:r>
+              <w:rPr>
+                <w:b w:val="false"/>
+                <w:bCs w:val="false"/>
+                <w:sz w:val="22"/>
+                <w:szCs w:val="22"/>
+              </w:rPr>
+              <w:t xml:space="preserve">3.2.0</w:t>
+            </w:r>
+          </w:p>
+        </w:tc>
+        <w:tc>
+          <w:tcPr>
+            <w:tcW w:type="dxa" w:w="4680"/>
+            <w:tcBorders>
+              <w:top w:val="single" w:color="D8D8D8" w:sz="1"/>
+              <w:left w:val="single" w:color="D8D8D8" w:sz="1"/>
+              <w:bottom w:val="single" w:color="D8D8D8" w:sz="1"/>
+              <w:right w:val="single" w:color="D8D8D8" w:sz="1"/>
+            </w:tcBorders>
+            <w:tcMar>
+              <w:top w:type="dxa" w:w="80"/>
+              <w:left w:type="dxa" w:w="120"/>
+              <w:bottom w:type="dxa" w:w="80"/>
+              <w:right w:type="dxa" w:w="120"/>
+            </w:tcMar>
+          </w:tcPr>
+          <w:p>
+            <w:r>
+              <w:rPr>
+                <w:b w:val="false"/>
+                <w:bCs w:val="false"/>
+                <w:sz w:val="22"/>
+                <w:szCs w:val="22"/>
+              </w:rPr>
+              <w:t xml:space="preserve">What-If comparison (bar+radar+table), cap rate calc, selling costs, scroll-to-top, auto-calc mortgage years, double-norm fix, doc routing, stateless tokens</w:t>
             </w:r>
           </w:p>
         </w:tc>
@@ -1251,55 +822,6 @@
     </w:p>
     <w:p>
       <w:pPr>
-        <w:pStyle w:val="Heading2"/>
-      </w:pPr>
-      <w:r>
-        <w:t xml:space="preserve">Support</w:t>
-      </w:r>
-    </w:p>
-    <w:p>
-      <w:pPr>
-        <w:spacing w:after="120"/>
-      </w:pPr>
-      <w:r>
-        <w:rPr>
-          <w:sz w:val="22"/>
-          <w:szCs w:val="22"/>
-        </w:rPr>
-        <w:t xml:space="preserve">For technical issues or feature requests, contact:</w:t>
-      </w:r>
-    </w:p>
-    <w:p>
-      <w:pPr>
-        <w:spacing w:after="120"/>
-      </w:pPr>
-      <w:r>
-        <w:rPr>
-          <w:sz w:val="22"/>
-          <w:szCs w:val="22"/>
-        </w:rPr>
-        <w:t xml:space="preserve">Joe Mori: joemori@vacationhome.group | 603-901-7777</w:t>
-      </w:r>
-    </w:p>
-    <w:p>
-      <w:pPr>
-        <w:spacing w:after="120"/>
-      </w:pPr>
-      <w:r>
-        <w:rPr>
-          <w:sz w:val="22"/>
-          <w:szCs w:val="22"/>
-        </w:rPr>
-        <w:t xml:space="preserve">Dino Amato: dinoamato@vacationhome.group | 603-275-1191</w:t>
-      </w:r>
-    </w:p>
-    <w:p>
-      <w:pPr>
-        <w:spacing w:after="200"/>
-      </w:pPr>
-    </w:p>
-    <w:p>
-      <w:pPr>
         <w:spacing w:after="120"/>
         <w:rPr>
           <w:b/>
@@ -1317,7 +839,7 @@
           <w:sz w:val="20"/>
           <w:szCs w:val="20"/>
         </w:rPr>
-        <w:t xml:space="preserve">CONFIDENTIAL: This document is intended for site administrators only.</w:t>
+        <w:t xml:space="preserve">CONFIDENTIAL: For site administrators only.</w:t>
       </w:r>
     </w:p>
     <w:sectPr>
